--- a/dokumente/Langflow-Components_EN.docx
+++ b/dokumente/Langflow-Components_EN.docx
@@ -3374,7 +3374,20 @@
         <w:t xml:space="preserve">Note:</w:t>
       </w:r>
       <w:r>
-        <w:t xml:space="preserve"> Langflow blocks addresses it considers internal. On some computers this wrongly hits ordinary websites too, with the error </w:t>
+        <w:t xml:space="preserve"> Langflow blocks addresses inside the laptop or the local network, such as </w:t>
+      </w:r>
+      <w:r>
+        <w:rPr>
+          <w:rFonts w:ascii="Consolas" w:cs="Consolas" w:eastAsia="Consolas" w:hAnsi="Consolas"/>
+          <w:color w:val="2B2B2B"/>
+          <w:sz w:val="19"/>
+          <w:szCs w:val="19"/>
+          <w:shd w:fill="F2F2F0" w:color="auto" w:val="clear"/>
+        </w:rPr>
+        <w:t xml:space="preserve">localhost</w:t>
+      </w:r>
+      <w:r>
+        <w:t xml:space="preserve">, with the error </w:t>
       </w:r>
       <w:r>
         <w:rPr>
@@ -3384,7 +3397,7 @@
         <w:t xml:space="preserve">SSRF Protection: … resolves to blocked IP address</w:t>
       </w:r>
       <w:r>
-        <w:t xml:space="preserve">. The library databases (Crossref, OpenAlex, Unpaywall, DataCite, lobid) are allowed in this kit. For other addresses, ask the organisers.</w:t>
+        <w:t xml:space="preserve">. Public websites and the library databases work.</w:t>
       </w:r>
     </w:p>
     <w:p>
@@ -4888,6 +4901,16 @@
           <w:i/>
           <w:iCs/>
         </w:rPr>
+        <w:t xml:space="preserve">Headers</w:t>
+      </w:r>
+      <w:r>
+        <w:t xml:space="preserve">, </w:t>
+      </w:r>
+      <w:r>
+        <w:rPr>
+          <w:i/>
+          <w:iCs/>
+        </w:rPr>
         <w:t xml:space="preserve">Timeout</w:t>
       </w:r>
       <w:r>
@@ -4916,17 +4939,40 @@
         <w:t xml:space="preserve">API Request</w:t>
       </w:r>
       <w:r>
-        <w:t xml:space="preserve"> applies. If a page fails with </w:t>
+        <w:t xml:space="preserve"> applies. Some websites, such as Wikipedia, refuse requests without a sender name. Then enter one under </w:t>
       </w:r>
       <w:r>
         <w:rPr>
           <w:i/>
           <w:iCs/>
         </w:rPr>
-        <w:t xml:space="preserve">SSRF Protection</w:t>
-      </w:r>
-      <w:r>
-        <w:t xml:space="preserve">, ask the organisers.</w:t>
+        <w:t xml:space="preserve">Headers</w:t>
+      </w:r>
+      <w:r>
+        <w:t xml:space="preserve"> in the row </w:t>
+      </w:r>
+      <w:r>
+        <w:rPr>
+          <w:i/>
+          <w:iCs/>
+        </w:rPr>
+        <w:t xml:space="preserve">User-Agent</w:t>
+      </w:r>
+      <w:r>
+        <w:t xml:space="preserve">, e.g. </w:t>
+      </w:r>
+      <w:r>
+        <w:rPr>
+          <w:rFonts w:ascii="Consolas" w:cs="Consolas" w:eastAsia="Consolas" w:hAnsi="Consolas"/>
+          <w:color w:val="2B2B2B"/>
+          <w:sz w:val="19"/>
+          <w:szCs w:val="19"/>
+          <w:shd w:fill="F2F2F0" w:color="auto" w:val="clear"/>
+        </w:rPr>
+        <w:t xml:space="preserve">Bibliothekshackathon (Langflow)</w:t>
+      </w:r>
+      <w:r>
+        <w:t xml:space="preserve">.</w:t>
       </w:r>
     </w:p>
     <w:p>
